--- a/Curriculo/output/CV_Afonso_Mobile.docx
+++ b/Curriculo/output/CV_Afonso_Mobile.docx
@@ -31,7 +31,7 @@
           <w:color w:val="333333"/>
           <w:sz w:val="22"/>
         </w:rPr>
-        <w:t>Engenheiro Mobile Sênior (React Native / Kotlin / Swift · Especialista em Mídia &amp; Streaming)</w:t>
+        <w:t>Engenheiro Mobile Sênior — React Native · Kotlin · Swift · Especialista em Mídia &amp; Streaming</w:t>
       </w:r>
     </w:p>
     <w:p>
@@ -47,7 +47,7 @@
           <w:color w:val="333333"/>
           <w:sz w:val="18"/>
         </w:rPr>
-        <w:t>Email: afonsoburginski@gmail.com • Portfólio: afonsodev.com • GitHub: github.com/afonsoburginski • LinkedIn: linkedin.com/in/afonsoburginski</w:t>
+        <w:t>E-mail: afonsoburginski@gmail.com • Portfólio: afonsodev.com • GitHub: github.com/afonsoburginski • LinkedIn: linkedin.com/in/afonsoburginski</w:t>
       </w:r>
     </w:p>
     <w:p>
@@ -82,7 +82,7 @@
           <w:color w:val="000000"/>
           <w:sz w:val="20"/>
         </w:rPr>
-        <w:t>Engenheiro Mobile Sênior com 7 anos de mercado entregando aplicativos em produção na App Store e no Google Play, com profundidade rara e de ponta a ponta em mídia e streaming: domina todo o caminho, dos pipelines de codificação FFmpeg, estratégia de codecs H.264/H.265 e bitrate adaptativo até players acelerados por hardware, módulos nativos em Swift (PiP, AirPlay) e fluxos de dados offline-first. Atualmente engenheiro sênior em uma plataforma de videomonitoramento urbano em larga escala, responsável pela arquitetura de streaming de ponta a ponta (WebRTC, LL-HLS) e selecionado para liderar a arquitetura e a entrega do futuro aplicativo mobile da plataforma. Fundador da Stormzplus, plataforma de streaming por assinatura publicada em ambas as lojas. Leva fundamentos de engenharia de nível staff ao trabalho mobile: arquitetura de sistemas distribuídos, quality gates de CI/CD, testes de integração e observabilidade.</w:t>
+        <w:t>Engenheiro Mobile Sênior com 7 anos de mercado, com aplicativos em produção na App Store e no Google Play. Profundidade rara em mídia e streaming — de pipelines FFmpeg e estratégia de codec a players com aceleração de hardware e módulos nativos Swift (PiP, AirPlay). Atualmente lidera a arquitetura de streaming de uma plataforma de videomonitoramento urbano em larga escala e foi selecionado para encabeçar seu aplicativo mobile.</w:t>
       </w:r>
     </w:p>
     <w:p>
@@ -112,12 +112,22 @@
       <w:r>
         <w:rPr>
           <w:rFonts w:ascii="Calibri" w:hAnsi="Calibri"/>
+          <w:b/>
+          <w:i w:val="0"/>
+          <w:color w:val="000000"/>
+          <w:sz w:val="20"/>
+        </w:rPr>
+        <w:t>Mobile:</w:t>
+      </w:r>
+      <w:r>
+        <w:rPr>
+          <w:rFonts w:ascii="Calibri" w:hAnsi="Calibri"/>
           <w:b w:val="0"/>
           <w:i w:val="0"/>
           <w:color w:val="000000"/>
           <w:sz w:val="20"/>
         </w:rPr>
-        <w:t>Mobile: React Native (New Architecture), Kotlin, Swift, Kotlin Multiplatform, Compose Multiplatform, Jetpack Compose, SwiftUI, Android SDK, iOS SDK</w:t>
+        <w:t xml:space="preserve"> React Native (New Architecture), Kotlin, Swift, Kotlin Multiplatform, Compose Multiplatform, Jetpack Compose, SwiftUI, Android SDK, iOS SDK</w:t>
       </w:r>
     </w:p>
     <w:p>
@@ -128,12 +138,22 @@
       <w:r>
         <w:rPr>
           <w:rFonts w:ascii="Calibri" w:hAnsi="Calibri"/>
+          <w:b/>
+          <w:i w:val="0"/>
+          <w:color w:val="000000"/>
+          <w:sz w:val="20"/>
+        </w:rPr>
+        <w:t>Mídia &amp; Streaming:</w:t>
+      </w:r>
+      <w:r>
+        <w:rPr>
+          <w:rFonts w:ascii="Calibri" w:hAnsi="Calibri"/>
           <w:b w:val="0"/>
           <w:i w:val="0"/>
           <w:color w:val="000000"/>
           <w:sz w:val="20"/>
         </w:rPr>
-        <w:t>Mídia &amp; Streaming: HLS/LL-HLS, WebRTC, pipelines de codificação FFmpeg/NVENC, bitrate adaptativo (ABR), estratégia de codecs H.264/H.265, React Native Video, expo-video, LiveKit, PiP/AirPlay nativos (Swift)</w:t>
+        <w:t xml:space="preserve"> HLS/LL-HLS, WebRTC, FFmpeg/NVENC, ABR, H.264/H.265, React Native Video, expo-video, LiveKit, PiP/AirPlay nativos (Swift)</w:t>
       </w:r>
     </w:p>
     <w:p>
@@ -144,12 +164,22 @@
       <w:r>
         <w:rPr>
           <w:rFonts w:ascii="Calibri" w:hAnsi="Calibri"/>
+          <w:b/>
+          <w:i w:val="0"/>
+          <w:color w:val="000000"/>
+          <w:sz w:val="20"/>
+        </w:rPr>
+        <w:t>Estado &amp; Dados:</w:t>
+      </w:r>
+      <w:r>
+        <w:rPr>
+          <w:rFonts w:ascii="Calibri" w:hAnsi="Calibri"/>
           <w:b w:val="0"/>
           <w:i w:val="0"/>
           <w:color w:val="000000"/>
           <w:sz w:val="20"/>
         </w:rPr>
-        <w:t>Navegação &amp; Routing: Expo Router (file-based, deep linking), React Navigation</w:t>
+        <w:t xml:space="preserve"> Zustand, SWR, AsyncStorage, SQLDelight, Supabase, PostgreSQL</w:t>
       </w:r>
     </w:p>
     <w:p>
@@ -160,12 +190,22 @@
       <w:r>
         <w:rPr>
           <w:rFonts w:ascii="Calibri" w:hAnsi="Calibri"/>
+          <w:b/>
+          <w:i w:val="0"/>
+          <w:color w:val="000000"/>
+          <w:sz w:val="20"/>
+        </w:rPr>
+        <w:t>Tempo Real:</w:t>
+      </w:r>
+      <w:r>
+        <w:rPr>
+          <w:rFonts w:ascii="Calibri" w:hAnsi="Calibri"/>
           <w:b w:val="0"/>
           <w:i w:val="0"/>
           <w:color w:val="000000"/>
           <w:sz w:val="20"/>
         </w:rPr>
-        <w:t>Estado &amp; Dados: Zustand, SWR, AsyncStorage, SQLDelight, Supabase (Auth/DB/Realtime/Storage), PostgreSQL</w:t>
+        <w:t xml:space="preserve"> WebSockets (Socket.IO), Supabase Realtime, pipelines Kafka, Firebase Push</w:t>
       </w:r>
     </w:p>
     <w:p>
@@ -176,19 +216,13 @@
       <w:r>
         <w:rPr>
           <w:rFonts w:ascii="Calibri" w:hAnsi="Calibri"/>
-          <w:b w:val="0"/>
+          <w:b/>
           <w:i w:val="0"/>
           <w:color w:val="000000"/>
           <w:sz w:val="20"/>
         </w:rPr>
-        <w:t>Real-time &amp; Mensageria: WebSockets (Socket.IO), Supabase Realtime, pipelines de eventos com Kafka, Firebase (push notifications)</w:t>
+        <w:t>Release &amp; Qualidade:</w:t>
       </w:r>
-    </w:p>
-    <w:p>
-      <w:pPr>
-        <w:spacing w:before="0" w:after="40" w:line="276" w:lineRule="auto"/>
-        <w:jc w:val="left"/>
-      </w:pPr>
       <w:r>
         <w:rPr>
           <w:rFonts w:ascii="Calibri" w:hAnsi="Calibri"/>
@@ -197,23 +231,7 @@
           <w:color w:val="000000"/>
           <w:sz w:val="20"/>
         </w:rPr>
-        <w:t>Animações &amp; UX: React Native Reanimated, Lottie, i18next</w:t>
-      </w:r>
-    </w:p>
-    <w:p>
-      <w:pPr>
-        <w:spacing w:before="0" w:after="40" w:line="276" w:lineRule="auto"/>
-        <w:jc w:val="left"/>
-      </w:pPr>
-      <w:r>
-        <w:rPr>
-          <w:rFonts w:ascii="Calibri" w:hAnsi="Calibri"/>
-          <w:b w:val="0"/>
-          <w:i w:val="0"/>
-          <w:color w:val="000000"/>
-          <w:sz w:val="20"/>
-        </w:rPr>
-        <w:t>Release &amp; Qualidade: EAS Build, Fastlane, App Store Connect, Google Play Console, CI/CD (GitHub Actions), Testcontainers, Docker, Git/GitHub</w:t>
+        <w:t xml:space="preserve"> EAS Build, Fastlane, App Store Connect, Google Play Console, GitHub Actions, Testcontainers, Docker</w:t>
       </w:r>
     </w:p>
     <w:p>
@@ -264,7 +282,7 @@
           <w:color w:val="555555"/>
           <w:sz w:val="19"/>
         </w:rPr>
-        <w:t>Mar 2026 – Presente | Brasil</w:t>
+        <w:t>Mar 2026 – Atual | Brasil</w:t>
       </w:r>
     </w:p>
     <w:p>
@@ -291,7 +309,7 @@
           <w:color w:val="000000"/>
           <w:sz w:val="20"/>
         </w:rPr>
-        <w:t>Responsável pela arquitetura de streaming de vídeo de ponta a ponta de uma plataforma de videomonitoramento urbano em larga escala (27 microsserviços NestJS): pipeline câmera → borda → player com WebRTC e fallback automático para LL-HLS (~250ms), negociação dinâmica de codec H.265/H.264 orientada por detecção de capacidade de hardware do cliente e qualidade adaptativa aproveitando substreams nativos das câmeras (Axis/Hikvision).</w:t>
+        <w:t>Lidera a arquitetura de streaming de ponta a ponta de uma plataforma de videomonitoramento urbano em larga escala: WebRTC com fallback LL-HLS (~250ms), negociação dinâmica de codec H.265/H.264 por capacidade do cliente e qualidade adaptativa via substreams nativos de câmera.</w:t>
       </w:r>
     </w:p>
     <w:p>
@@ -318,7 +336,7 @@
           <w:color w:val="000000"/>
           <w:sz w:val="20"/>
         </w:rPr>
-        <w:t>Selecionado para liderar a arquitetura e a entrega do futuro aplicativo mobile da plataforma, com ownership completo das decisões técnicas.</w:t>
+        <w:t>Projetou a camada em tempo real consumida pelos clientes: assinaturas Socket.IO baseadas em salas com autenticação JWT no handshake, transmitindo status de stream, saúde da câmera e eventos de analítico.</w:t>
       </w:r>
     </w:p>
     <w:p>
@@ -345,7 +363,7 @@
           <w:color w:val="000000"/>
           <w:sz w:val="20"/>
         </w:rPr>
-        <w:t>Projetei a camada de tempo real consumida pelas aplicações cliente: subscriptions por sala via Socket.IO com autenticação JWT no handshake, transmitindo status de stream ao vivo, saúde das câmeras e eventos de analítico.</w:t>
+        <w:t>Construiu a experiência de analítico de vídeo ao vivo: overlays de bounding boxes por frame no player, alimentados por pipeline Kafka on-device com reconciliação idempotente após reboots.</w:t>
       </w:r>
     </w:p>
     <w:p>
@@ -372,34 +390,7 @@
           <w:color w:val="000000"/>
           <w:sz w:val="20"/>
         </w:rPr>
-        <w:t>Construí a experiência de analítico de vídeo ao vivo: detecções per-frame renderizadas como bounding boxes sobre o player, alimentadas por um pipeline Kafka embarcado no dispositivo com reconciliação idempotente após reinicializações.</w:t>
-      </w:r>
-    </w:p>
-    <w:p>
-      <w:pPr>
-        <w:spacing w:before="10" w:after="10" w:line="259" w:lineRule="auto"/>
-        <w:ind w:left="357" w:hanging="181"/>
-        <w:jc w:val="left"/>
-      </w:pPr>
-      <w:r>
-        <w:rPr>
-          <w:rFonts w:ascii="Calibri" w:hAnsi="Calibri"/>
-          <w:b w:val="0"/>
-          <w:i w:val="0"/>
-          <w:color w:val="000000"/>
-          <w:sz w:val="20"/>
-        </w:rPr>
-        <w:t xml:space="preserve">• </w:t>
-      </w:r>
-      <w:r>
-        <w:rPr>
-          <w:rFonts w:ascii="Calibri" w:hAnsi="Calibri"/>
-          <w:b w:val="0"/>
-          <w:i w:val="0"/>
-          <w:color w:val="000000"/>
-          <w:sz w:val="20"/>
-        </w:rPr>
-        <w:t>Atuo com fundamentos de engenharia de nível staff: gates de testes de integração no CI com Testcontainers (PostgreSQL real), observabilidade com Prometheus/Pino e Kubernetes de produção (RKE2 + Terraform + Helm); mais de 75 pull requests merged em sete domínios nos primeiros cinco meses.</w:t>
+        <w:t>Selecionado para liderar a arquitetura e entrega do aplicativo mobile da plataforma; 75+ PRs merged em 5 meses; gates de CI (Testcontainers), observabilidade Prometheus/Pino, K8s em produção (RKE2 + Terraform + Helm).</w:t>
       </w:r>
     </w:p>
     <w:p>
@@ -415,7 +406,7 @@
           <w:color w:val="000000"/>
           <w:sz w:val="21"/>
         </w:rPr>
-        <w:t>Engenheiro Mobile Sênior — afonsodev.com (Consultoria Independente &amp; Fundador de Produto)</w:t>
+        <w:t>Engenheiro Mobile Sênior — afonsodev.com (Fundador &amp; Consultor Independente)</w:t>
       </w:r>
     </w:p>
     <w:p>
@@ -431,7 +422,7 @@
           <w:color w:val="555555"/>
           <w:sz w:val="19"/>
         </w:rPr>
-        <w:t>Jan 2020 – Presente | Remoto</w:t>
+        <w:t>Jan 2020 – Atual | Remoto</w:t>
       </w:r>
     </w:p>
     <w:p>
@@ -447,7 +438,7 @@
           <w:color w:val="000000"/>
           <w:sz w:val="20"/>
         </w:rPr>
-        <w:t>Stormzplus — Plataforma de Streaming por Assinatura (Fundador &amp; Engenheiro-Chefe)</w:t>
+        <w:t>Stormzplus — Plataforma de Streaming por Assinatura (Fundador &amp; Lead Engineer)</w:t>
       </w:r>
       <w:r>
         <w:rPr>
@@ -484,7 +475,7 @@
           <w:color w:val="000000"/>
           <w:sz w:val="20"/>
         </w:rPr>
-        <w:t>Fundei e construí um app React Native (New Architecture) em produção para iOS e Android; pipeline de release via EAS Build/Fastlane. Contas multi-perfil com feature gating por plano, gestão de assinatura e deep linking via Universal Links (iOS) + App Links (Android).</w:t>
+        <w:t>Aplicativo React Native (New Architecture) em produção nas duas lojas: contas multi-perfil, gestão de assinaturas, pipeline EAS Build/Fastlane, Universal Links (iOS) + App Links (Android).</w:t>
       </w:r>
     </w:p>
     <w:p>
@@ -511,7 +502,7 @@
           <w:color w:val="000000"/>
           <w:sz w:val="20"/>
         </w:rPr>
-        <w:t>Player HLS customizado com bitrate adaptativo acelerado por hardware (240p–4K), tuning de buffer (estratégia 2–10s), detecção de capítulos (skip intro/outro), controle de velocidade (0.25x–2x), seleção de faixa de áudio, legendas e reprodução em background — save de progresso com debounce nas transições de AppState.</w:t>
+        <w:t>Player HLS customizado com ABR acelerado por hardware (240p–4K), buffer tuning, detecção de capítulos, legendas, reprodução em background e módulos Swift nativos para PiP e AirPlay.</w:t>
       </w:r>
     </w:p>
     <w:p>
@@ -538,7 +529,7 @@
           <w:color w:val="000000"/>
           <w:sz w:val="20"/>
         </w:rPr>
-        <w:t>Implementei módulos nativos em Swift para PiP, AirPlay e controles avançados de reprodução; route picker nativo com detecção de display externo.</w:t>
+        <w:t>Watch Party via LiveKit: protocolo de sinalização customizado sobre data channels, broadcast de sincronização, 5-retry backoff para espectadores tardios.</w:t>
       </w:r>
     </w:p>
     <w:p>
@@ -565,115 +556,7 @@
           <w:color w:val="000000"/>
           <w:sz w:val="20"/>
         </w:rPr>
-        <w:t>Watch Party: protocolo de sinalização customizado via data channels do LiveKit — arquitetura host/viewer com sync periódico (intervalo de 2s, rate limiting de 500ms), broadcast de seek/play/pause e 5 retries com backoff para late joiners; fallback para Supabase Broadcast para resiliência.</w:t>
-      </w:r>
-    </w:p>
-    <w:p>
-      <w:pPr>
-        <w:spacing w:before="10" w:after="10" w:line="259" w:lineRule="auto"/>
-        <w:ind w:left="357" w:hanging="181"/>
-        <w:jc w:val="left"/>
-      </w:pPr>
-      <w:r>
-        <w:rPr>
-          <w:rFonts w:ascii="Calibri" w:hAnsi="Calibri"/>
-          <w:b w:val="0"/>
-          <w:i w:val="0"/>
-          <w:color w:val="000000"/>
-          <w:sz w:val="20"/>
-        </w:rPr>
-        <w:t xml:space="preserve">• </w:t>
-      </w:r>
-      <w:r>
-        <w:rPr>
-          <w:rFonts w:ascii="Calibri" w:hAnsi="Calibri"/>
-          <w:b w:val="0"/>
-          <w:i w:val="0"/>
-          <w:color w:val="000000"/>
-          <w:sz w:val="20"/>
-        </w:rPr>
-        <w:t>Engenharia de performance: FlatLists virtualizadas (removeClippedSubviews, tuning de windowSize, getItemLayout), React.memo em list items, computações memoizadas, cache memory-disk com expo-image e prefetch de avatares em lote.</w:t>
-      </w:r>
-    </w:p>
-    <w:p>
-      <w:pPr>
-        <w:spacing w:before="10" w:after="10" w:line="259" w:lineRule="auto"/>
-        <w:ind w:left="357" w:hanging="181"/>
-        <w:jc w:val="left"/>
-      </w:pPr>
-      <w:r>
-        <w:rPr>
-          <w:rFonts w:ascii="Calibri" w:hAnsi="Calibri"/>
-          <w:b w:val="0"/>
-          <w:i w:val="0"/>
-          <w:color w:val="000000"/>
-          <w:sz w:val="20"/>
-        </w:rPr>
-        <w:t xml:space="preserve">• </w:t>
-      </w:r>
-      <w:r>
-        <w:rPr>
-          <w:rFonts w:ascii="Calibri" w:hAnsi="Calibri"/>
-          <w:b w:val="0"/>
-          <w:i w:val="0"/>
-          <w:color w:val="000000"/>
-          <w:sz w:val="20"/>
-        </w:rPr>
-        <w:t>Downloads offline com fila persistente, retry/backoff e gestão de storage; sincronização de dados em tempo real via SWR + backend Supabase.</w:t>
-      </w:r>
-    </w:p>
-    <w:p>
-      <w:pPr>
-        <w:spacing w:before="10" w:after="10" w:line="259" w:lineRule="auto"/>
-        <w:ind w:left="357" w:hanging="181"/>
-        <w:jc w:val="left"/>
-      </w:pPr>
-      <w:r>
-        <w:rPr>
-          <w:rFonts w:ascii="Calibri" w:hAnsi="Calibri"/>
-          <w:b w:val="0"/>
-          <w:i w:val="0"/>
-          <w:color w:val="000000"/>
-          <w:sz w:val="20"/>
-        </w:rPr>
-        <w:t xml:space="preserve">• </w:t>
-      </w:r>
-      <w:r>
-        <w:rPr>
-          <w:rFonts w:ascii="Calibri" w:hAnsi="Calibri"/>
-          <w:b w:val="0"/>
-          <w:i w:val="0"/>
-          <w:color w:val="000000"/>
-          <w:sz w:val="20"/>
-        </w:rPr>
-        <w:t>Também sou responsável por todo o backend de mídia: serviço Go orquestrando FFmpeg com NVIDIA NVENC para transcodificação HLS multi-bitrate, distribuição via Cloudflare R2 + CDN — os mesmos pipelines que o app consome.</w:t>
-      </w:r>
-    </w:p>
-    <w:p>
-      <w:pPr>
-        <w:spacing w:before="10" w:after="10" w:line="259" w:lineRule="auto"/>
-        <w:ind w:left="357" w:hanging="181"/>
-        <w:jc w:val="left"/>
-      </w:pPr>
-      <w:r>
-        <w:rPr>
-          <w:rFonts w:ascii="Calibri" w:hAnsi="Calibri"/>
-          <w:b w:val="0"/>
-          <w:i w:val="0"/>
-          <w:color w:val="000000"/>
-          <w:sz w:val="20"/>
-        </w:rPr>
-        <w:t xml:space="preserve">• </w:t>
-      </w:r>
-      <w:r>
-        <w:rPr>
-          <w:rFonts w:ascii="Calibri" w:hAnsi="Calibri"/>
-          <w:b w:val="0"/>
-          <w:i w:val="0"/>
-          <w:color w:val="000000"/>
-          <w:sz w:val="20"/>
-        </w:rPr>
-        <w:t>20+ custom hooks, 9 context providers, 24+ componentes de UI (design system); animações com Reanimated + Lottie; i18n (EN/PT-BR); push notifications via Firebase.</w:t>
+        <w:t>Lidera também o backend de mídia: pipeline de transcodificação Go + FFmpeg/NVENC, Cloudflare R2/CDN, assinaturas Stripe + Mercado Pago PIX com webhooks idempotentes.</w:t>
       </w:r>
     </w:p>
     <w:p>
@@ -689,7 +572,7 @@
           <w:color w:val="000000"/>
           <w:sz w:val="21"/>
         </w:rPr>
-        <w:t>Engenheiro Full Stack — JHONROB Silos e Secadores</w:t>
+        <w:t>Engenheiro Full-Stack — JHONROB Silos e Secadores</w:t>
       </w:r>
     </w:p>
     <w:p>
@@ -732,27 +615,7 @@
           <w:color w:val="000000"/>
           <w:sz w:val="20"/>
         </w:rPr>
-        <w:t xml:space="preserve">Construí ferramentas nativas em Kotlin Multiplatform usando Compose Multiplatform + Ktor + SQLDelight, incluindo o </w:t>
-      </w:r>
-      <w:r>
-        <w:rPr>
-          <w:rFonts w:ascii="Calibri" w:hAnsi="Calibri"/>
-          <w:b/>
-          <w:i w:val="0"/>
-          <w:color w:val="000000"/>
-          <w:sz w:val="20"/>
-        </w:rPr>
-        <w:t>GEM Exportador</w:t>
-      </w:r>
-      <w:r>
-        <w:rPr>
-          <w:rFonts w:ascii="Calibri" w:hAnsi="Calibri"/>
-          <w:b w:val="0"/>
-          <w:i w:val="0"/>
-          <w:color w:val="000000"/>
-          <w:sz w:val="20"/>
-        </w:rPr>
-        <w:t xml:space="preserve"> — sistema automatizado de conversão de arquivos CAD com monitoramento de fila em tempo real via WebSocket, processando exportações PDF/DWG/DXF/STEP/IGES do Autodesk Inventor.</w:t>
+        <w:t>Construiu o GEM Exportador em Kotlin Multiplatform (Compose + Ktor + SQLDelight): exportação automática de CAD (PDF/DWG/DXF/STEP/IGES) com monitoramento de fila via WebSocket; módulos Android para operadores de fábrica.</w:t>
       </w:r>
     </w:p>
     <w:p>
@@ -779,34 +642,7 @@
           <w:color w:val="000000"/>
           <w:sz w:val="20"/>
         </w:rPr>
-        <w:t>Desenvolvi serviços backend em Kotlin para processamento de dados de produção e módulos Android que permitem aos operadores de campo gerenciar ordens e tarefas em movimento.</w:t>
-      </w:r>
-    </w:p>
-    <w:p>
-      <w:pPr>
-        <w:spacing w:before="10" w:after="10" w:line="259" w:lineRule="auto"/>
-        <w:ind w:left="357" w:hanging="181"/>
-        <w:jc w:val="left"/>
-      </w:pPr>
-      <w:r>
-        <w:rPr>
-          <w:rFonts w:ascii="Calibri" w:hAnsi="Calibri"/>
-          <w:b w:val="0"/>
-          <w:i w:val="0"/>
-          <w:color w:val="000000"/>
-          <w:sz w:val="20"/>
-        </w:rPr>
-        <w:t xml:space="preserve">• </w:t>
-      </w:r>
-      <w:r>
-        <w:rPr>
-          <w:rFonts w:ascii="Calibri" w:hAnsi="Calibri"/>
-          <w:b w:val="0"/>
-          <w:i w:val="0"/>
-          <w:color w:val="000000"/>
-          <w:sz w:val="20"/>
-        </w:rPr>
-        <w:t>Conduzi a concepção e o desenvolvimento do ERP GEM (Next.js + Supabase/PostgreSQL) — plataforma corporativa que substituiu fluxos em planilhas: Kanban multi-view em tempo real, chat corporativo, assistente com GPT, analytics de produtividade e audit log append-only; sincronização multi-usuário em tempo real sub-200ms.</w:t>
+        <w:t>Liderou o GEM ERP (Next.js + Supabase/PostgreSQL): Kanban em tempo real, chat corporativo, assistente GPT; redução de 80% nos erros de propostas, sincronização sub-200ms.</w:t>
       </w:r>
     </w:p>
     <w:p>
@@ -865,34 +701,7 @@
           <w:color w:val="000000"/>
           <w:sz w:val="20"/>
         </w:rPr>
-        <w:t>Desenvolvi app React Native para sistema de gestão hospitalar — autenticação biométrica, dashboards operacionais em tempo real, formulários multi-step com validação e entrada de dados offline para prontuários, agendamentos e estoque.</w:t>
-      </w:r>
-    </w:p>
-    <w:p>
-      <w:pPr>
-        <w:spacing w:before="10" w:after="10" w:line="259" w:lineRule="auto"/>
-        <w:ind w:left="357" w:hanging="181"/>
-        <w:jc w:val="left"/>
-      </w:pPr>
-      <w:r>
-        <w:rPr>
-          <w:rFonts w:ascii="Calibri" w:hAnsi="Calibri"/>
-          <w:b w:val="0"/>
-          <w:i w:val="0"/>
-          <w:color w:val="000000"/>
-          <w:sz w:val="20"/>
-        </w:rPr>
-        <w:t xml:space="preserve">• </w:t>
-      </w:r>
-      <w:r>
-        <w:rPr>
-          <w:rFonts w:ascii="Calibri" w:hAnsi="Calibri"/>
-          <w:b w:val="0"/>
-          <w:i w:val="0"/>
-          <w:color w:val="000000"/>
-          <w:sz w:val="20"/>
-        </w:rPr>
-        <w:t>Foco em performance: listas virtualizadas para grandes volumes de dados de pacientes, componentes memoizados, otimização de re-renders e consumo eficiente de APIs REST com estratégias de cache e error boundaries.</w:t>
+        <w:t>Aplicativo React Native para gestão hospitalar: autenticação biométrica, dashboards em tempo real, formulários offline-first para prontuários e agendamentos; listas virtualizadas e componentes memoizados para grandes conjuntos de dados.</w:t>
       </w:r>
     </w:p>
     <w:p>
@@ -916,7 +725,7 @@
     </w:p>
     <w:p>
       <w:pPr>
-        <w:spacing w:before="120" w:after="0" w:line="240" w:lineRule="auto"/>
+        <w:spacing w:before="0" w:after="40" w:line="276" w:lineRule="auto"/>
         <w:jc w:val="left"/>
       </w:pPr>
       <w:r>
@@ -925,15 +734,24 @@
           <w:b/>
           <w:i w:val="0"/>
           <w:color w:val="000000"/>
-          <w:sz w:val="21"/>
+          <w:sz w:val="20"/>
         </w:rPr>
-        <w:t>Next.js FFmpeg Transcoder (MIT)</w:t>
+        <w:t>Next.js FFmpeg Transcoder</w:t>
+      </w:r>
+      <w:r>
+        <w:rPr>
+          <w:rFonts w:ascii="Calibri" w:hAnsi="Calibri"/>
+          <w:b w:val="0"/>
+          <w:i w:val="0"/>
+          <w:color w:val="000000"/>
+          <w:sz w:val="20"/>
+        </w:rPr>
+        <w:t xml:space="preserve"> (MIT) · github.com/afonsoburginski/nextjs-ffmpeg-transcoder</w:t>
       </w:r>
     </w:p>
     <w:p>
       <w:pPr>
-        <w:spacing w:before="10" w:after="10" w:line="259" w:lineRule="auto"/>
-        <w:ind w:left="357" w:hanging="181"/>
+        <w:spacing w:before="0" w:after="40" w:line="276" w:lineRule="auto"/>
         <w:jc w:val="left"/>
       </w:pPr>
       <w:r>
@@ -944,44 +762,7 @@
           <w:color w:val="000000"/>
           <w:sz w:val="20"/>
         </w:rPr>
-        <w:t xml:space="preserve">• </w:t>
-      </w:r>
-      <w:r>
-        <w:rPr>
-          <w:rFonts w:ascii="Calibri" w:hAnsi="Calibri"/>
-          <w:b w:val="0"/>
-          <w:i w:val="0"/>
-          <w:color w:val="000000"/>
-          <w:sz w:val="20"/>
-        </w:rPr>
-        <w:t>Pipeline de ingestão de vídeo e transcodificação HLS de nível de produção extraído da Stormzplus: servidor Go com streaming I/O (arquivos de 10GB+), aceleração GPU FFmpeg/NVENC, armazenamento Cloudflare R2.</w:t>
-      </w:r>
-    </w:p>
-    <w:p>
-      <w:pPr>
-        <w:spacing w:before="10" w:after="10" w:line="259" w:lineRule="auto"/>
-        <w:ind w:left="357" w:hanging="181"/>
-        <w:jc w:val="left"/>
-      </w:pPr>
-      <w:r>
-        <w:rPr>
-          <w:rFonts w:ascii="Calibri" w:hAnsi="Calibri"/>
-          <w:b w:val="0"/>
-          <w:i w:val="0"/>
-          <w:color w:val="000000"/>
-          <w:sz w:val="20"/>
-        </w:rPr>
-        <w:t xml:space="preserve">• </w:t>
-      </w:r>
-      <w:r>
-        <w:rPr>
-          <w:rFonts w:ascii="Calibri" w:hAnsi="Calibri"/>
-          <w:b w:val="0"/>
-          <w:i w:val="0"/>
-          <w:color w:val="000000"/>
-          <w:sz w:val="20"/>
-        </w:rPr>
-        <w:t>github.com/afonsoburginski/nextjs-ffmpeg-transcoder</w:t>
+        <w:t>Serviço Go de ingestão de vídeo com aceleração GPU FFmpeg/NVENC, transcodificação HLS e armazenamento no Cloudflare R2.</w:t>
       </w:r>
     </w:p>
     <w:p>
@@ -1000,12 +781,12 @@
           <w:color w:val="000000"/>
           <w:sz w:val="22"/>
         </w:rPr>
-        <w:t>FORMAÇÃO</w:t>
+        <w:t>FORMAÇÃO &amp; CERTIFICAÇÕES</w:t>
       </w:r>
     </w:p>
     <w:p>
       <w:pPr>
-        <w:spacing w:before="80" w:after="0" w:line="240" w:lineRule="auto"/>
+        <w:spacing w:before="0" w:after="40" w:line="276" w:lineRule="auto"/>
         <w:jc w:val="left"/>
       </w:pPr>
       <w:r>
@@ -1016,48 +797,22 @@
           <w:color w:val="000000"/>
           <w:sz w:val="20"/>
         </w:rPr>
-        <w:t>Bacharelado em Sistemas de Informação — Unemat Sinop</w:t>
+        <w:t>Bacharelado em Sistemas de Informação</w:t>
+      </w:r>
+      <w:r>
+        <w:rPr>
+          <w:rFonts w:ascii="Calibri" w:hAnsi="Calibri"/>
+          <w:b w:val="0"/>
+          <w:i w:val="0"/>
+          <w:color w:val="000000"/>
+          <w:sz w:val="20"/>
+        </w:rPr>
+        <w:t xml:space="preserve"> — Unemat Sinop · 2020–2024</w:t>
       </w:r>
     </w:p>
     <w:p>
       <w:pPr>
-        <w:spacing w:before="0" w:after="40" w:line="240" w:lineRule="auto"/>
-        <w:jc w:val="left"/>
-      </w:pPr>
-      <w:r>
-        <w:rPr>
-          <w:rFonts w:ascii="Calibri" w:hAnsi="Calibri"/>
-          <w:b w:val="0"/>
-          <w:i/>
-          <w:color w:val="555555"/>
-          <w:sz w:val="19"/>
-        </w:rPr>
-        <w:t>2020 – 2024 | Brasil</w:t>
-      </w:r>
-    </w:p>
-    <w:p>
-      <w:pPr>
-        <w:spacing w:before="200" w:after="80" w:line="240" w:lineRule="auto"/>
-        <w:jc w:val="left"/>
-        <w:pBdr>
-          <w:bottom w:val="single" w:sz="6" w:space="1" w:color="000000"/>
-        </w:pBdr>
-      </w:pPr>
-      <w:r>
-        <w:rPr>
-          <w:rFonts w:ascii="Calibri" w:hAnsi="Calibri"/>
-          <w:b/>
-          <w:i w:val="0"/>
-          <w:color w:val="000000"/>
-          <w:sz w:val="22"/>
-        </w:rPr>
-        <w:t>CERTIFICAÇÕES</w:t>
-      </w:r>
-    </w:p>
-    <w:p>
-      <w:pPr>
-        <w:spacing w:before="10" w:after="10" w:line="259" w:lineRule="auto"/>
-        <w:ind w:left="357" w:hanging="181"/>
+        <w:spacing w:before="0" w:after="40" w:line="276" w:lineRule="auto"/>
         <w:jc w:val="left"/>
       </w:pPr>
       <w:r>
@@ -1068,44 +823,7 @@
           <w:color w:val="000000"/>
           <w:sz w:val="20"/>
         </w:rPr>
-        <w:t xml:space="preserve">• </w:t>
-      </w:r>
-      <w:r>
-        <w:rPr>
-          <w:rFonts w:ascii="Calibri" w:hAnsi="Calibri"/>
-          <w:b w:val="0"/>
-          <w:i w:val="0"/>
-          <w:color w:val="000000"/>
-          <w:sz w:val="20"/>
-        </w:rPr>
-        <w:t>Developing Mobile Apps with React Native (Meta)</w:t>
-      </w:r>
-    </w:p>
-    <w:p>
-      <w:pPr>
-        <w:spacing w:before="10" w:after="10" w:line="259" w:lineRule="auto"/>
-        <w:ind w:left="357" w:hanging="181"/>
-        <w:jc w:val="left"/>
-      </w:pPr>
-      <w:r>
-        <w:rPr>
-          <w:rFonts w:ascii="Calibri" w:hAnsi="Calibri"/>
-          <w:b w:val="0"/>
-          <w:i w:val="0"/>
-          <w:color w:val="000000"/>
-          <w:sz w:val="20"/>
-        </w:rPr>
-        <w:t xml:space="preserve">• </w:t>
-      </w:r>
-      <w:r>
-        <w:rPr>
-          <w:rFonts w:ascii="Calibri" w:hAnsi="Calibri"/>
-          <w:b w:val="0"/>
-          <w:i w:val="0"/>
-          <w:color w:val="000000"/>
-          <w:sz w:val="20"/>
-        </w:rPr>
-        <w:t>Kotlin for Java Developers (JetBrains)</w:t>
+        <w:t>Developing Mobile Apps with React Native (Meta) · Kotlin for Java Developers (JetBrains)</w:t>
       </w:r>
     </w:p>
     <w:p>
@@ -1150,33 +868,7 @@
           <w:color w:val="000000"/>
           <w:sz w:val="20"/>
         </w:rPr>
-        <w:t xml:space="preserve"> Nativo</w:t>
-      </w:r>
-    </w:p>
-    <w:p>
-      <w:pPr>
-        <w:spacing w:before="10" w:after="10" w:line="259" w:lineRule="auto"/>
-        <w:jc w:val="left"/>
-      </w:pPr>
-      <w:r>
-        <w:rPr>
-          <w:rFonts w:ascii="Calibri" w:hAnsi="Calibri"/>
-          <w:b/>
-          <w:i w:val="0"/>
-          <w:color w:val="000000"/>
-          <w:sz w:val="20"/>
-        </w:rPr>
-        <w:t>Inglês:</w:t>
-      </w:r>
-      <w:r>
-        <w:rPr>
-          <w:rFonts w:ascii="Calibri" w:hAnsi="Calibri"/>
-          <w:b w:val="0"/>
-          <w:i w:val="0"/>
-          <w:color w:val="000000"/>
-          <w:sz w:val="20"/>
-        </w:rPr>
-        <w:t xml:space="preserve"> B2 — confortável com comunicação técnica e reuniões com clientes</w:t>
+        <w:t xml:space="preserve"> Nativo · Inglês: B2 — comunicação técnica e reuniões com clientes</w:t>
       </w:r>
     </w:p>
     <w:sectPr>
